--- a/Session_1_Aufbau_und_EVA/S1_Loesungen.docx
+++ b/Session_1_Aufbau_und_EVA/S1_Loesungen.docx
@@ -28,9 +28,9 @@
     <w:p>
       <w:pPr>
         <w:pBdr>
-          <w:left w:val="single" w:color="0B6E69" w:sz="18" w:space="6"/>
+          <w:left w:val="single" w:color="EF7D00" w:sz="18" w:space="6"/>
         </w:pBdr>
-        <w:shd w:fill="E6F2F1" w:color="auto" w:val="clear"/>
+        <w:shd w:fill="FDF0E3" w:color="auto" w:val="clear"/>
         <w:spacing w:after="60" w:before="60"/>
         <w:ind w:left="200" w:right="200"/>
       </w:pPr>
@@ -57,12 +57,12 @@
       <w:tblPr>
         <w:tblW w:type="dxa" w:w="9706"/>
         <w:tblBorders>
-          <w:top w:val="single" w:color="9DB8B6" w:sz="4"/>
-          <w:left w:val="single" w:color="9DB8B6" w:sz="4"/>
-          <w:bottom w:val="single" w:color="9DB8B6" w:sz="4"/>
-          <w:right w:val="single" w:color="9DB8B6" w:sz="4"/>
-          <w:insideH w:val="single" w:color="9DB8B6" w:sz="4"/>
-          <w:insideV w:val="single" w:color="9DB8B6" w:sz="4"/>
+          <w:top w:val="single" w:color="BFBFBF" w:sz="4"/>
+          <w:left w:val="single" w:color="BFBFBF" w:sz="4"/>
+          <w:bottom w:val="single" w:color="BFBFBF" w:sz="4"/>
+          <w:right w:val="single" w:color="BFBFBF" w:sz="4"/>
+          <w:insideH w:val="single" w:color="BFBFBF" w:sz="4"/>
+          <w:insideV w:val="single" w:color="BFBFBF" w:sz="4"/>
         </w:tblBorders>
         <w:tblLayout w:type="fixed"/>
       </w:tblPr>
@@ -79,7 +79,7 @@
         <w:tc>
           <w:tcPr>
             <w:tcW w:type="dxa" w:w="2329"/>
-            <w:shd w:fill="E6F2F1" w:color="auto" w:val="clear"/>
+            <w:shd w:fill="FDF0E3" w:color="auto" w:val="clear"/>
             <w:tcMar>
               <w:top w:type="dxa" w:w="60"/>
               <w:left w:type="dxa" w:w="100"/>
@@ -100,7 +100,7 @@
         <w:tc>
           <w:tcPr>
             <w:tcW w:type="dxa" w:w="3882"/>
-            <w:shd w:fill="E6F2F1" w:color="auto" w:val="clear"/>
+            <w:shd w:fill="FDF0E3" w:color="auto" w:val="clear"/>
             <w:tcMar>
               <w:top w:type="dxa" w:w="60"/>
               <w:left w:type="dxa" w:w="100"/>
@@ -121,7 +121,7 @@
         <w:tc>
           <w:tcPr>
             <w:tcW w:type="dxa" w:w="1165"/>
-            <w:shd w:fill="E6F2F1" w:color="auto" w:val="clear"/>
+            <w:shd w:fill="FDF0E3" w:color="auto" w:val="clear"/>
             <w:tcMar>
               <w:top w:type="dxa" w:w="60"/>
               <w:left w:type="dxa" w:w="100"/>
@@ -142,7 +142,7 @@
         <w:tc>
           <w:tcPr>
             <w:tcW w:type="dxa" w:w="2135"/>
-            <w:shd w:fill="E6F2F1" w:color="auto" w:val="clear"/>
+            <w:shd w:fill="FDF0E3" w:color="auto" w:val="clear"/>
             <w:tcMar>
               <w:top w:type="dxa" w:w="60"/>
               <w:left w:type="dxa" w:w="100"/>
@@ -791,12 +791,12 @@
       <w:tblPr>
         <w:tblW w:type="dxa" w:w="9706"/>
         <w:tblBorders>
-          <w:top w:val="single" w:color="9DB8B6" w:sz="4"/>
-          <w:left w:val="single" w:color="9DB8B6" w:sz="4"/>
-          <w:bottom w:val="single" w:color="9DB8B6" w:sz="4"/>
-          <w:right w:val="single" w:color="9DB8B6" w:sz="4"/>
-          <w:insideH w:val="single" w:color="9DB8B6" w:sz="4"/>
-          <w:insideV w:val="single" w:color="9DB8B6" w:sz="4"/>
+          <w:top w:val="single" w:color="BFBFBF" w:sz="4"/>
+          <w:left w:val="single" w:color="BFBFBF" w:sz="4"/>
+          <w:bottom w:val="single" w:color="BFBFBF" w:sz="4"/>
+          <w:right w:val="single" w:color="BFBFBF" w:sz="4"/>
+          <w:insideH w:val="single" w:color="BFBFBF" w:sz="4"/>
+          <w:insideV w:val="single" w:color="BFBFBF" w:sz="4"/>
         </w:tblBorders>
         <w:tblLayout w:type="fixed"/>
       </w:tblPr>
@@ -813,7 +813,7 @@
         <w:tc>
           <w:tcPr>
             <w:tcW w:type="dxa" w:w="1650"/>
-            <w:shd w:fill="E6F2F1" w:color="auto" w:val="clear"/>
+            <w:shd w:fill="FDF0E3" w:color="auto" w:val="clear"/>
             <w:tcMar>
               <w:top w:type="dxa" w:w="60"/>
               <w:left w:type="dxa" w:w="100"/>
@@ -834,7 +834,7 @@
         <w:tc>
           <w:tcPr>
             <w:tcW w:type="dxa" w:w="2815"/>
-            <w:shd w:fill="E6F2F1" w:color="auto" w:val="clear"/>
+            <w:shd w:fill="FDF0E3" w:color="auto" w:val="clear"/>
             <w:tcMar>
               <w:top w:type="dxa" w:w="60"/>
               <w:left w:type="dxa" w:w="100"/>
@@ -855,7 +855,7 @@
         <w:tc>
           <w:tcPr>
             <w:tcW w:type="dxa" w:w="2427"/>
-            <w:shd w:fill="E6F2F1" w:color="auto" w:val="clear"/>
+            <w:shd w:fill="FDF0E3" w:color="auto" w:val="clear"/>
             <w:tcMar>
               <w:top w:type="dxa" w:w="60"/>
               <w:left w:type="dxa" w:w="100"/>
@@ -876,7 +876,7 @@
         <w:tc>
           <w:tcPr>
             <w:tcW w:type="dxa" w:w="2621"/>
-            <w:shd w:fill="E6F2F1" w:color="auto" w:val="clear"/>
+            <w:shd w:fill="FDF0E3" w:color="auto" w:val="clear"/>
             <w:tcMar>
               <w:top w:type="dxa" w:w="60"/>
               <w:left w:type="dxa" w:w="100"/>
@@ -1784,12 +1784,12 @@
       <w:tblPr>
         <w:tblW w:type="dxa" w:w="9706"/>
         <w:tblBorders>
-          <w:top w:val="single" w:color="9DB8B6" w:sz="4"/>
-          <w:left w:val="single" w:color="9DB8B6" w:sz="4"/>
-          <w:bottom w:val="single" w:color="9DB8B6" w:sz="4"/>
-          <w:right w:val="single" w:color="9DB8B6" w:sz="4"/>
-          <w:insideH w:val="single" w:color="9DB8B6" w:sz="4"/>
-          <w:insideV w:val="single" w:color="9DB8B6" w:sz="4"/>
+          <w:top w:val="single" w:color="BFBFBF" w:sz="4"/>
+          <w:left w:val="single" w:color="BFBFBF" w:sz="4"/>
+          <w:bottom w:val="single" w:color="BFBFBF" w:sz="4"/>
+          <w:right w:val="single" w:color="BFBFBF" w:sz="4"/>
+          <w:insideH w:val="single" w:color="BFBFBF" w:sz="4"/>
+          <w:insideV w:val="single" w:color="BFBFBF" w:sz="4"/>
         </w:tblBorders>
         <w:tblLayout w:type="fixed"/>
       </w:tblPr>
@@ -1807,7 +1807,7 @@
         <w:tc>
           <w:tcPr>
             <w:tcW w:type="dxa" w:w="1359"/>
-            <w:shd w:fill="E6F2F1" w:color="auto" w:val="clear"/>
+            <w:shd w:fill="FDF0E3" w:color="auto" w:val="clear"/>
             <w:tcMar>
               <w:top w:type="dxa" w:w="60"/>
               <w:left w:type="dxa" w:w="100"/>
@@ -1828,7 +1828,7 @@
         <w:tc>
           <w:tcPr>
             <w:tcW w:type="dxa" w:w="2038"/>
-            <w:shd w:fill="E6F2F1" w:color="auto" w:val="clear"/>
+            <w:shd w:fill="FDF0E3" w:color="auto" w:val="clear"/>
             <w:tcMar>
               <w:top w:type="dxa" w:w="60"/>
               <w:left w:type="dxa" w:w="100"/>
@@ -1849,7 +1849,7 @@
         <w:tc>
           <w:tcPr>
             <w:tcW w:type="dxa" w:w="2038"/>
-            <w:shd w:fill="E6F2F1" w:color="auto" w:val="clear"/>
+            <w:shd w:fill="FDF0E3" w:color="auto" w:val="clear"/>
             <w:tcMar>
               <w:top w:type="dxa" w:w="60"/>
               <w:left w:type="dxa" w:w="100"/>
@@ -1870,7 +1870,7 @@
         <w:tc>
           <w:tcPr>
             <w:tcW w:type="dxa" w:w="2038"/>
-            <w:shd w:fill="E6F2F1" w:color="auto" w:val="clear"/>
+            <w:shd w:fill="FDF0E3" w:color="auto" w:val="clear"/>
             <w:tcMar>
               <w:top w:type="dxa" w:w="60"/>
               <w:left w:type="dxa" w:w="100"/>
@@ -1891,7 +1891,7 @@
         <w:tc>
           <w:tcPr>
             <w:tcW w:type="dxa" w:w="2038"/>
-            <w:shd w:fill="E6F2F1" w:color="auto" w:val="clear"/>
+            <w:shd w:fill="FDF0E3" w:color="auto" w:val="clear"/>
             <w:tcMar>
               <w:top w:type="dxa" w:w="60"/>
               <w:left w:type="dxa" w:w="100"/>
@@ -2419,7 +2419,8 @@
       </w:r>
     </w:p>
     <w:sectPr>
-      <w:footerReference w:type="default" r:id="rId6"/>
+      <w:headerReference w:type="default" r:id="rId6"/>
+      <w:footerReference w:type="default" r:id="rId7"/>
       <w:pgSz w:w="11906" w:h="16838" w:orient="portrait"/>
       <w:pgMar w:top="1000" w:right="1100" w:bottom="1000" w:left="1100" w:header="708" w:footer="708" w:gutter="0"/>
       <w:pgNumType/>
@@ -2532,6 +2533,56 @@
 </w:footnotes>
 </file>
 
+<file path=word/header1.xml><?xml version="1.0" encoding="utf-8"?>
+<w:hdr xmlns:wpc="http://schemas.microsoft.com/office/word/2010/wordprocessingCanvas" xmlns:mc="http://schemas.openxmlformats.org/markup-compatibility/2006" xmlns:o="urn:schemas-microsoft-com:office:office" xmlns:r="http://schemas.openxmlformats.org/officeDocument/2006/relationships" xmlns:m="http://schemas.openxmlformats.org/officeDocument/2006/math" xmlns:v="urn:schemas-microsoft-com:vml" xmlns:wp14="http://schemas.microsoft.com/office/word/2010/wordprocessingDrawing" xmlns:wp="http://schemas.openxmlformats.org/drawingml/2006/wordprocessingDrawing" xmlns:w10="urn:schemas-microsoft-com:office:word" xmlns:w="http://schemas.openxmlformats.org/wordprocessingml/2006/main" xmlns:w14="http://schemas.microsoft.com/office/word/2010/wordml" xmlns:w15="http://schemas.microsoft.com/office/word/2012/wordml" xmlns:wpg="http://schemas.microsoft.com/office/word/2010/wordprocessingGroup" xmlns:wpi="http://schemas.microsoft.com/office/word/2010/wordprocessingInk" xmlns:wne="http://schemas.microsoft.com/office/word/2006/wordml" xmlns:wps="http://schemas.microsoft.com/office/word/2010/wordprocessingShape" xmlns:cx="http://schemas.microsoft.com/office/drawing/2014/chartex" xmlns:cx1="http://schemas.microsoft.com/office/drawing/2015/9/8/chartex" xmlns:cx2="http://schemas.microsoft.com/office/drawing/2015/10/21/chartex" xmlns:cx3="http://schemas.microsoft.com/office/drawing/2016/5/9/chartex" xmlns:cx4="http://schemas.microsoft.com/office/drawing/2016/5/10/chartex" xmlns:cx5="http://schemas.microsoft.com/office/drawing/2016/5/11/chartex" xmlns:cx6="http://schemas.microsoft.com/office/drawing/2016/5/12/chartex" xmlns:cx7="http://schemas.microsoft.com/office/drawing/2016/5/13/chartex" xmlns:cx8="http://schemas.microsoft.com/office/drawing/2016/5/14/chartex" xmlns:w16cid="http://schemas.microsoft.com/office/word/2016/wordml/cid" xmlns:w16se="http://schemas.microsoft.com/office/word/2015/wordml/symex">
+  <w:p>
+    <w:pPr>
+      <w:jc w:val="right"/>
+    </w:pPr>
+    <w:r>
+      <w:drawing>
+        <wp:inline distT="0" distB="0" distL="0" distR="0">
+          <wp:extent cx="2000250" cy="457200"/>
+          <wp:effectExtent t="0" r="0" b="0" l="0"/>
+          <wp:docPr id="1" name="" descr="" title=""/>
+          <wp:cNvGraphicFramePr>
+            <a:graphicFrameLocks xmlns:a="http://schemas.openxmlformats.org/drawingml/2006/main" noChangeAspect="1"/>
+          </wp:cNvGraphicFramePr>
+          <a:graphic xmlns:a="http://schemas.openxmlformats.org/drawingml/2006/main">
+            <a:graphicData uri="http://schemas.openxmlformats.org/drawingml/2006/picture">
+              <pic:pic xmlns:pic="http://schemas.openxmlformats.org/drawingml/2006/picture">
+                <pic:nvPicPr>
+                  <pic:cNvPr id="0" name="" descr=""/>
+                  <pic:cNvPicPr>
+                    <a:picLocks noChangeAspect="1" noChangeArrowheads="1"/>
+                  </pic:cNvPicPr>
+                </pic:nvPicPr>
+                <pic:blipFill>
+                  <a:blip r:embed="rId0" cstate="none"/>
+                  <a:srcRect/>
+                  <a:stretch>
+                    <a:fillRect/>
+                  </a:stretch>
+                </pic:blipFill>
+                <pic:spPr bwMode="auto">
+                  <a:xfrm>
+                    <a:off x="0" y="0"/>
+                    <a:ext cx="2000250" cy="457200"/>
+                  </a:xfrm>
+                  <a:prstGeom prst="rect">
+                    <a:avLst/>
+                  </a:prstGeom>
+                </pic:spPr>
+              </pic:pic>
+            </a:graphicData>
+          </a:graphic>
+        </wp:inline>
+      </w:drawing>
+    </w:r>
+  </w:p>
+</w:hdr>
+</file>
+
 <file path=word/numbering.xml><?xml version="1.0" encoding="utf-8"?>
 <w:numbering xmlns:wpc="http://schemas.microsoft.com/office/word/2010/wordprocessingCanvas" xmlns:mc="http://schemas.openxmlformats.org/markup-compatibility/2006" xmlns:o="urn:schemas-microsoft-com:office:office" xmlns:r="http://schemas.openxmlformats.org/officeDocument/2006/relationships" xmlns:m="http://schemas.openxmlformats.org/officeDocument/2006/math" xmlns:v="urn:schemas-microsoft-com:vml" xmlns:wp14="http://schemas.microsoft.com/office/word/2010/wordprocessingDrawing" xmlns:wp="http://schemas.openxmlformats.org/drawingml/2006/wordprocessingDrawing" xmlns:w10="urn:schemas-microsoft-com:office:word" xmlns:w="http://schemas.openxmlformats.org/wordprocessingml/2006/main" xmlns:w14="http://schemas.microsoft.com/office/word/2010/wordml" xmlns:w15="http://schemas.microsoft.com/office/word/2012/wordml" xmlns:wpg="http://schemas.microsoft.com/office/word/2010/wordprocessingGroup" xmlns:wpi="http://schemas.microsoft.com/office/word/2010/wordprocessingInk" xmlns:wne="http://schemas.microsoft.com/office/word/2006/wordml" xmlns:wps="http://schemas.microsoft.com/office/word/2010/wordprocessingShape" mc:Ignorable="w14 w15 wp14">
   <w:abstractNum w:abstractNumId="1" w15:restartNumberingAfterBreak="0">
@@ -2653,9 +2704,9 @@
   <w:docDefaults>
     <w:rPrDefault>
       <w:rPr>
-        <w:rFonts w:ascii="Calibri" w:cs="Calibri" w:eastAsia="Calibri" w:hAnsi="Calibri"/>
-        <w:sz w:val="22"/>
-        <w:szCs w:val="22"/>
+        <w:rFonts w:ascii="Lucida Sans" w:cs="Lucida Sans" w:eastAsia="Lucida Sans" w:hAnsi="Lucida Sans"/>
+        <w:sz w:val="19"/>
+        <w:szCs w:val="19"/>
       </w:rPr>
     </w:rPrDefault>
     <w:pPrDefault/>
@@ -2799,10 +2850,10 @@
       <w:spacing w:after="160" w:before="240"/>
     </w:pPr>
     <w:rPr>
-      <w:rFonts w:ascii="Cambria" w:cs="Cambria" w:eastAsia="Cambria" w:hAnsi="Cambria"/>
+      <w:rFonts w:ascii="Lucida Sans" w:cs="Lucida Sans" w:eastAsia="Lucida Sans" w:hAnsi="Lucida Sans"/>
       <w:b/>
       <w:bCs/>
-      <w:color w:val="0B6E69"/>
+      <w:color w:val="7A003F"/>
       <w:sz w:val="34"/>
       <w:szCs w:val="34"/>
     </w:rPr>
@@ -2815,10 +2866,10 @@
       <w:spacing w:after="120" w:before="240"/>
     </w:pPr>
     <w:rPr>
-      <w:rFonts w:ascii="Cambria" w:cs="Cambria" w:eastAsia="Cambria" w:hAnsi="Cambria"/>
+      <w:rFonts w:ascii="Lucida Sans" w:cs="Lucida Sans" w:eastAsia="Lucida Sans" w:hAnsi="Lucida Sans"/>
       <w:b/>
       <w:bCs/>
-      <w:color w:val="0B6E69"/>
+      <w:color w:val="7A003F"/>
       <w:sz w:val="28"/>
       <w:szCs w:val="28"/>
     </w:rPr>
